--- a/HOSONHCS/01 SXKD.docx
+++ b/HOSONHCS/01 SXKD.docx
@@ -941,7 +941,6 @@
       </w:tblGrid>
       <w:tr>
         <w:trPr>
-          <w:trHeight w:val="41"/>
           <w:jc w:val="center"/>
         </w:trPr>
         <w:tc>
@@ -1085,74 +1084,39 @@
               </w:rPr>
               <w:t>Số lượng</w:t>
             </w:r>
-            <w:r>
-              <w:rPr>
-                <w:b/>
-                <w:lang w:val="nl-NL"/>
-              </w:rPr>
-              <w:t xml:space="preserve">  </w:t>
-            </w:r>
           </w:p>
           <w:p>
             <w:pPr>
               <w:spacing w:line="276" w:lineRule="auto"/>
               <w:jc w:val="center"/>
               <w:rPr>
+                <w:b/>
                 <w:lang w:val="nl-NL"/>
               </w:rPr>
             </w:pPr>
             <w:r>
               <w:rPr>
                 <w:bCs/>
-                <w:sz w:val="26"/>
-              </w:rPr>
-              <w:t>{{</w:t>
+              </w:rPr>
+              <w:t>{{soluong1}}</w:t>
             </w:r>
             <w:r>
               <w:rPr>
                 <w:bCs/>
               </w:rPr>
-              <w:t>soluong1</w:t>
+              <w:t xml:space="preserve">      </w:t>
             </w:r>
             <w:r>
               <w:rPr>
                 <w:bCs/>
-                <w:sz w:val="26"/>
-              </w:rPr>
-              <w:t>}}</w:t>
+              </w:rPr>
+              <w:t xml:space="preserve">    </w:t>
             </w:r>
             <w:r>
               <w:rPr>
                 <w:bCs/>
-                <w:sz w:val="26"/>
-              </w:rPr>
-              <w:t xml:space="preserve">      </w:t>
-            </w:r>
-            <w:r>
-              <w:rPr>
-                <w:bCs/>
-              </w:rPr>
-              <w:t xml:space="preserve"> </w:t>
-            </w:r>
-            <w:r>
-              <w:rPr>
-                <w:bCs/>
-                <w:sz w:val="26"/>
-              </w:rPr>
-              <w:t xml:space="preserve">   {{</w:t>
-            </w:r>
-            <w:r>
-              <w:rPr>
-                <w:bCs/>
-              </w:rPr>
-              <w:t>soluong2</w:t>
-            </w:r>
-            <w:r>
-              <w:rPr>
-                <w:bCs/>
-                <w:sz w:val="26"/>
-              </w:rPr>
-              <w:t>}}</w:t>
+              </w:rPr>
+              <w:t>{{soluong2}}</w:t>
             </w:r>
           </w:p>
         </w:tc>
@@ -1279,7 +1243,7 @@
         <w:rPr>
           <w:lang w:val="nl-NL"/>
         </w:rPr>
-        <w:t xml:space="preserve"> tháng; Kỳ hạn trả nợ</w:t>
+        <w:t>; Kỳ hạn trả nợ</w:t>
       </w:r>
       <w:r>
         <w:rPr>

--- a/HOSONHCS/01 SXKD.docx
+++ b/HOSONHCS/01 SXKD.docx
@@ -1737,13 +1737,13 @@
         <w:rPr>
           <w:lang w:val="nl-NL"/>
         </w:rPr>
-        <w:t>..................................</w:t>
-      </w:r>
-      <w:r>
-        <w:rPr>
-          <w:lang w:val="nl-NL"/>
-        </w:rPr>
-        <w:t>.</w:t>
+        <w:t>.........</w:t>
+      </w:r>
+      <w:r>
+        <w:rPr>
+          <w:lang w:val="nl-NL"/>
+        </w:rPr>
+        <w:t xml:space="preserve"> hàng tháng.</w:t>
       </w:r>
     </w:p>
     <w:tbl>

--- a/HOSONHCS/01 SXKD.docx
+++ b/HOSONHCS/01 SXKD.docx
@@ -557,6 +557,12 @@
         <w:rPr>
           <w:lang w:val="pt-BR"/>
         </w:rPr>
+        <w:t>;</w:t>
+      </w:r>
+      <w:r>
+        <w:rPr>
+          <w:lang w:val="pt-BR"/>
+        </w:rPr>
         <w:t xml:space="preserve"> Năm sinh:</w:t>
       </w:r>
       <w:r>
@@ -569,7 +575,7 @@
     <w:p>
       <w:pPr>
         <w:spacing w:line="276" w:lineRule="auto"/>
-        <w:ind w:firstLine="720"/>
+        <w:ind w:left="720" w:firstLine="720"/>
         <w:rPr>
           <w:lang w:val="pt-BR"/>
         </w:rPr>
@@ -657,6 +663,123 @@
     <w:p>
       <w:pPr>
         <w:spacing w:line="276" w:lineRule="auto"/>
+        <w:ind w:left="720" w:firstLine="720"/>
+        <w:rPr>
+          <w:lang w:val="pt-BR"/>
+        </w:rPr>
+      </w:pPr>
+      <w:r>
+        <w:rPr>
+          <w:lang w:val="pt-BR"/>
+        </w:rPr>
+        <w:t>- Địa chỉ cư trú:thôn</w:t>
+      </w:r>
+      <w:r>
+        <w:rPr>
+          <w:lang w:val="pt-BR"/>
+        </w:rPr>
+        <w:t xml:space="preserve"> {{thon}}</w:t>
+      </w:r>
+      <w:r>
+        <w:rPr>
+          <w:lang w:val="pt-BR"/>
+        </w:rPr>
+        <w:t>; xã</w:t>
+      </w:r>
+      <w:r>
+        <w:rPr>
+          <w:lang w:val="pt-BR"/>
+        </w:rPr>
+        <w:t>: {{xa}}</w:t>
+      </w:r>
+      <w:r>
+        <w:rPr>
+          <w:lang w:val="pt-BR"/>
+        </w:rPr>
+        <w:t>;</w:t>
+      </w:r>
+      <w:r>
+        <w:rPr>
+          <w:lang w:val="pt-BR"/>
+        </w:rPr>
+        <w:t xml:space="preserve"> </w:t>
+      </w:r>
+      <w:r>
+        <w:rPr>
+          <w:lang w:val="pt-BR"/>
+        </w:rPr>
+        <w:t>Tỉnh</w:t>
+      </w:r>
+      <w:r>
+        <w:rPr>
+          <w:lang w:val="pt-BR"/>
+        </w:rPr>
+        <w:t xml:space="preserve"> </w:t>
+      </w:r>
+      <w:r>
+        <w:rPr>
+          <w:lang w:val="pt-BR"/>
+        </w:rPr>
+        <w:t>Tuyên Quang</w:t>
+      </w:r>
+    </w:p>
+    <w:p>
+      <w:pPr>
+        <w:spacing w:line="276" w:lineRule="auto"/>
+        <w:ind w:left="720" w:firstLine="720"/>
+        <w:rPr>
+          <w:lang w:val="pt-BR"/>
+        </w:rPr>
+      </w:pPr>
+      <w:r>
+        <w:rPr>
+          <w:lang w:val="pt-BR"/>
+        </w:rPr>
+        <w:t>- Là thành viên Tổ TK&amp;VV do ông (bà)</w:t>
+      </w:r>
+      <w:r>
+        <w:rPr>
+          <w:lang w:val="pt-BR"/>
+        </w:rPr>
+        <w:t xml:space="preserve">: {{totruong}} </w:t>
+      </w:r>
+      <w:r>
+        <w:rPr>
+          <w:lang w:val="pt-BR"/>
+        </w:rPr>
+        <w:t>làm tổ trưởng.</w:t>
+      </w:r>
+    </w:p>
+    <w:p>
+      <w:pPr>
+        <w:spacing w:line="276" w:lineRule="auto"/>
+        <w:ind w:left="720" w:firstLine="720"/>
+        <w:rPr>
+          <w:lang w:val="pt-BR"/>
+        </w:rPr>
+      </w:pPr>
+      <w:r>
+        <w:rPr>
+          <w:lang w:val="pt-BR"/>
+        </w:rPr>
+        <w:t>- Thuộc tổ chức Hội:</w:t>
+      </w:r>
+      <w:r>
+        <w:rPr>
+          <w:lang w:val="pt-BR"/>
+        </w:rPr>
+        <w:t xml:space="preserve"> {{hoi}} </w:t>
+      </w:r>
+      <w:r>
+        <w:rPr>
+          <w:lang w:val="pt-BR"/>
+        </w:rPr>
+        <w:t>quản lý.</w:t>
+      </w:r>
+    </w:p>
+    <w:p>
+      <w:pPr>
+        <w:spacing w:line="276" w:lineRule="auto"/>
         <w:ind w:firstLine="720"/>
         <w:rPr>
           <w:lang w:val="pt-BR"/>
@@ -666,123 +789,6 @@
         <w:rPr>
           <w:lang w:val="pt-BR"/>
         </w:rPr>
-        <w:t>- Địa chỉ cư trú:thôn</w:t>
-      </w:r>
-      <w:r>
-        <w:rPr>
-          <w:lang w:val="pt-BR"/>
-        </w:rPr>
-        <w:t xml:space="preserve"> {{thon}}</w:t>
-      </w:r>
-      <w:r>
-        <w:rPr>
-          <w:lang w:val="pt-BR"/>
-        </w:rPr>
-        <w:t>; xã</w:t>
-      </w:r>
-      <w:r>
-        <w:rPr>
-          <w:lang w:val="pt-BR"/>
-        </w:rPr>
-        <w:t>: {{xa}}</w:t>
-      </w:r>
-      <w:r>
-        <w:rPr>
-          <w:lang w:val="pt-BR"/>
-        </w:rPr>
-        <w:t>;</w:t>
-      </w:r>
-      <w:r>
-        <w:rPr>
-          <w:lang w:val="pt-BR"/>
-        </w:rPr>
-        <w:t xml:space="preserve"> </w:t>
-      </w:r>
-      <w:r>
-        <w:rPr>
-          <w:lang w:val="pt-BR"/>
-        </w:rPr>
-        <w:t>Tỉnh</w:t>
-      </w:r>
-      <w:r>
-        <w:rPr>
-          <w:lang w:val="pt-BR"/>
-        </w:rPr>
-        <w:t xml:space="preserve"> </w:t>
-      </w:r>
-      <w:r>
-        <w:rPr>
-          <w:lang w:val="pt-BR"/>
-        </w:rPr>
-        <w:t>Tuyên Quang</w:t>
-      </w:r>
-    </w:p>
-    <w:p>
-      <w:pPr>
-        <w:spacing w:line="276" w:lineRule="auto"/>
-        <w:ind w:firstLine="720"/>
-        <w:rPr>
-          <w:lang w:val="pt-BR"/>
-        </w:rPr>
-      </w:pPr>
-      <w:r>
-        <w:rPr>
-          <w:lang w:val="pt-BR"/>
-        </w:rPr>
-        <w:t>- Là thành viên Tổ TK&amp;VV do ông (bà)</w:t>
-      </w:r>
-      <w:r>
-        <w:rPr>
-          <w:lang w:val="pt-BR"/>
-        </w:rPr>
-        <w:t xml:space="preserve">: {{totruong}} </w:t>
-      </w:r>
-      <w:r>
-        <w:rPr>
-          <w:lang w:val="pt-BR"/>
-        </w:rPr>
-        <w:t>làm tổ trưởng.</w:t>
-      </w:r>
-    </w:p>
-    <w:p>
-      <w:pPr>
-        <w:spacing w:line="276" w:lineRule="auto"/>
-        <w:ind w:firstLine="720"/>
-        <w:rPr>
-          <w:lang w:val="pt-BR"/>
-        </w:rPr>
-      </w:pPr>
-      <w:r>
-        <w:rPr>
-          <w:lang w:val="pt-BR"/>
-        </w:rPr>
-        <w:t>- Thuộc tổ chức Hội:</w:t>
-      </w:r>
-      <w:r>
-        <w:rPr>
-          <w:lang w:val="pt-BR"/>
-        </w:rPr>
-        <w:t xml:space="preserve"> {{hoi}} </w:t>
-      </w:r>
-      <w:r>
-        <w:rPr>
-          <w:lang w:val="pt-BR"/>
-        </w:rPr>
-        <w:t>quản lý.</w:t>
-      </w:r>
-    </w:p>
-    <w:p>
-      <w:pPr>
-        <w:spacing w:line="276" w:lineRule="auto"/>
-        <w:ind w:firstLine="720"/>
-        <w:rPr>
-          <w:lang w:val="pt-BR"/>
-        </w:rPr>
-      </w:pPr>
-      <w:r>
-        <w:rPr>
-          <w:lang w:val="pt-BR"/>
-        </w:rPr>
         <w:t>2. Đề nghị NHCSXH cho vay số tiền:</w:t>
       </w:r>
       <w:r>
@@ -801,7 +807,7 @@
     <w:p>
       <w:pPr>
         <w:spacing w:line="276" w:lineRule="auto"/>
-        <w:ind w:firstLine="720"/>
+        <w:ind w:left="720" w:firstLine="720"/>
         <w:rPr>
           <w:lang w:val="pt-BR"/>
         </w:rPr>
@@ -828,7 +834,7 @@
     <w:p>
       <w:pPr>
         <w:spacing w:line="276" w:lineRule="auto"/>
-        <w:ind w:firstLine="720"/>
+        <w:ind w:left="720" w:firstLine="720"/>
         <w:rPr>
           <w:lang w:val="pt-BR"/>
         </w:rPr>
@@ -858,6 +864,17 @@
           <w:lang w:val="pt-BR"/>
         </w:rPr>
         <w:tab/>
+      </w:r>
+      <w:r>
+        <w:rPr>
+          <w:lang w:val="pt-BR"/>
+        </w:rPr>
+        <w:tab/>
+      </w:r>
+      <w:r>
+        <w:rPr>
+          <w:lang w:val="pt-BR"/>
+        </w:rPr>
         <w:t>Tổng nhu cầu vốn:</w:t>
       </w:r>
       <w:r>
@@ -876,7 +893,7 @@
     <w:p>
       <w:pPr>
         <w:spacing w:line="276" w:lineRule="auto"/>
-        <w:ind w:firstLine="720"/>
+        <w:ind w:left="720" w:firstLine="720"/>
         <w:rPr>
           <w:lang w:val="pt-BR"/>
         </w:rPr>
@@ -912,6 +929,17 @@
           <w:lang w:val="pt-BR"/>
         </w:rPr>
         <w:tab/>
+      </w:r>
+      <w:r>
+        <w:rPr>
+          <w:lang w:val="pt-BR"/>
+        </w:rPr>
+        <w:tab/>
+      </w:r>
+      <w:r>
+        <w:rPr>
+          <w:lang w:val="pt-BR"/>
+        </w:rPr>
         <w:t xml:space="preserve">+ Vốn vay NHCSXH: </w:t>
       </w:r>
       <w:r>
@@ -1104,13 +1132,19 @@
               <w:rPr>
                 <w:bCs/>
               </w:rPr>
-              <w:t xml:space="preserve">      </w:t>
+              <w:t xml:space="preserve">             </w:t>
             </w:r>
             <w:r>
               <w:rPr>
                 <w:bCs/>
               </w:rPr>
-              <w:t xml:space="preserve">    </w:t>
+              <w:t xml:space="preserve">  </w:t>
+            </w:r>
+            <w:r>
+              <w:rPr>
+                <w:bCs/>
+              </w:rPr>
+              <w:t xml:space="preserve">  </w:t>
             </w:r>
             <w:r>
               <w:rPr>
@@ -1222,7 +1256,7 @@
     <w:p>
       <w:pPr>
         <w:spacing w:line="276" w:lineRule="auto"/>
-        <w:ind w:firstLine="720"/>
+        <w:ind w:left="720" w:firstLine="720"/>
         <w:rPr>
           <w:lang w:val="nl-NL"/>
         </w:rPr>
@@ -1261,7 +1295,7 @@
     <w:p>
       <w:pPr>
         <w:spacing w:line="276" w:lineRule="auto"/>
-        <w:ind w:firstLine="720"/>
+        <w:ind w:left="720" w:firstLine="720"/>
         <w:rPr>
           <w:lang w:val="vi-VN"/>
         </w:rPr>
@@ -1282,7 +1316,7 @@
     <w:p>
       <w:pPr>
         <w:spacing w:line="276" w:lineRule="auto"/>
-        <w:ind w:firstLine="720"/>
+        <w:ind w:left="720" w:firstLine="720"/>
         <w:jc w:val="both"/>
         <w:rPr>
           <w:lang w:val="nl-NL"/>
@@ -1479,43 +1513,7 @@
                 <w:szCs w:val="26"/>
                 <w:lang w:val="nl-NL"/>
               </w:rPr>
-              <w:t>Ngày</w:t>
-            </w:r>
-            <w:r>
-              <w:rPr>
-                <w:i/>
-                <w:sz w:val="26"/>
-                <w:szCs w:val="26"/>
-                <w:lang w:val="nl-NL"/>
-              </w:rPr>
-              <w:t xml:space="preserve"> </w:t>
-            </w:r>
-            <w:r>
-              <w:rPr>
-                <w:i/>
-                <w:sz w:val="26"/>
-                <w:szCs w:val="26"/>
-                <w:lang w:val="nl-NL"/>
-              </w:rPr>
-              <w:t>…........ tháng …........ năm 20</w:t>
-            </w:r>
-            <w:r>
-              <w:rPr>
-                <w:i/>
-                <w:sz w:val="26"/>
-                <w:szCs w:val="26"/>
-                <w:lang w:val="nl-NL"/>
-              </w:rPr>
-              <w:t xml:space="preserve"> </w:t>
-            </w:r>
-            <w:r>
-              <w:rPr>
-                <w:i/>
-                <w:sz w:val="26"/>
-                <w:szCs w:val="26"/>
-                <w:lang w:val="nl-NL"/>
-              </w:rPr>
-              <w:t>.......</w:t>
+              <w:t xml:space="preserve"> {{ngaylaphs}}</w:t>
             </w:r>
           </w:p>
           <w:p>
@@ -1648,7 +1646,6 @@
           <w:b/>
           <w:lang w:val="nl-NL"/>
         </w:rPr>
-        <w:lastRenderedPageBreak/>
         <w:t>PHÊ DUYỆT CỦA NGÂN HÀNG</w:t>
       </w:r>
     </w:p>

--- a/HOSONHCS/01 SXKD.docx
+++ b/HOSONHCS/01 SXKD.docx
@@ -1019,6 +1019,13 @@
                 <w:bCs/>
                 <w:sz w:val="26"/>
               </w:rPr>
+              <w:t xml:space="preserve">       </w:t>
+            </w:r>
+            <w:r>
+              <w:rPr>
+                <w:bCs/>
+                <w:sz w:val="26"/>
+              </w:rPr>
               <w:t>{{</w:t>
             </w:r>
             <w:r>
@@ -1062,6 +1069,13 @@
                 <w:sz w:val="26"/>
               </w:rPr>
               <w:t xml:space="preserve">          </w:t>
+            </w:r>
+            <w:r>
+              <w:rPr>
+                <w:bCs/>
+                <w:sz w:val="26"/>
+              </w:rPr>
+              <w:t xml:space="preserve">       </w:t>
             </w:r>
             <w:r>
               <w:rPr>
@@ -1940,7 +1954,7 @@
     <w:p/>
     <w:sectPr>
       <w:pgSz w:w="11909" w:h="16834" w:code="9"/>
-      <w:pgMar w:top="851" w:right="427" w:bottom="851" w:left="1134" w:header="720" w:footer="720" w:gutter="0"/>
+      <w:pgMar w:top="851" w:right="852" w:bottom="851" w:left="1134" w:header="720" w:footer="720" w:gutter="0"/>
       <w:cols w:space="720"/>
       <w:docGrid w:linePitch="360"/>
     </w:sectPr>

--- a/HOSONHCS/01 SXKD.docx
+++ b/HOSONHCS/01 SXKD.docx
@@ -477,7 +477,7 @@
     </w:p>
     <w:p>
       <w:pPr>
-        <w:spacing w:line="276" w:lineRule="auto"/>
+        <w:spacing w:before="120" w:after="120"/>
         <w:jc w:val="center"/>
         <w:rPr>
           <w:b/>
@@ -506,37 +506,67 @@
     </w:p>
     <w:p>
       <w:pPr>
+        <w:ind w:firstLine="720"/>
+        <w:jc w:val="center"/>
+        <w:rPr>
+          <w:b/>
+          <w:lang w:val="pt-BR"/>
+        </w:rPr>
+      </w:pPr>
+    </w:p>
+    <w:p>
+      <w:pPr>
+        <w:ind w:firstLine="720"/>
+        <w:jc w:val="center"/>
+        <w:rPr>
+          <w:lang w:val="pt-BR"/>
+        </w:rPr>
+      </w:pPr>
+      <w:r>
+        <w:rPr>
+          <w:b/>
+          <w:lang w:val="pt-BR"/>
+        </w:rPr>
+        <w:t>Kính gửi:</w:t>
+      </w:r>
+      <w:r>
+        <w:rPr>
+          <w:lang w:val="pt-BR"/>
+        </w:rPr>
+        <w:t xml:space="preserve"> </w:t>
+      </w:r>
+      <w:r>
+        <w:rPr>
+          <w:lang w:val="pt-BR"/>
+        </w:rPr>
+        <w:t>Phòng giao dịch n</w:t>
+      </w:r>
+      <w:r>
+        <w:rPr>
+          <w:lang w:val="pt-BR"/>
+        </w:rPr>
+        <w:t xml:space="preserve">gân hàng Chính sách xã hội </w:t>
+      </w:r>
+      <w:r>
+        <w:rPr>
+          <w:lang w:val="pt-BR"/>
+        </w:rPr>
+        <w:t>{{pgd}}</w:t>
+      </w:r>
+    </w:p>
+    <w:p>
+      <w:pPr>
+        <w:ind w:firstLine="720"/>
+        <w:jc w:val="center"/>
+        <w:rPr>
+          <w:lang w:val="pt-BR"/>
+        </w:rPr>
+      </w:pPr>
+    </w:p>
+    <w:p>
+      <w:pPr>
         <w:spacing w:line="276" w:lineRule="auto"/>
         <w:ind w:firstLine="720"/>
-        <w:jc w:val="center"/>
-        <w:rPr>
-          <w:lang w:val="pt-BR"/>
-        </w:rPr>
-      </w:pPr>
-      <w:r>
-        <w:rPr>
-          <w:b/>
-          <w:lang w:val="pt-BR"/>
-        </w:rPr>
-        <w:t>Kính gửi:</w:t>
-      </w:r>
-      <w:r>
-        <w:rPr>
-          <w:lang w:val="pt-BR"/>
-        </w:rPr>
-        <w:t xml:space="preserve"> Ngân hàng Chính sách xã hội </w:t>
-      </w:r>
-      <w:r>
-        <w:rPr>
-          <w:lang w:val="pt-BR"/>
-        </w:rPr>
-        <w:t>{{pgd}}</w:t>
-      </w:r>
-    </w:p>
-    <w:p>
-      <w:pPr>
-        <w:spacing w:line="276" w:lineRule="auto"/>
-        <w:ind w:firstLine="720"/>
         <w:rPr>
           <w:lang w:val="pt-BR"/>
         </w:rPr>
@@ -672,25 +702,25 @@
         <w:rPr>
           <w:lang w:val="pt-BR"/>
         </w:rPr>
-        <w:t>- Địa chỉ cư trú:thôn</w:t>
-      </w:r>
-      <w:r>
-        <w:rPr>
-          <w:lang w:val="pt-BR"/>
-        </w:rPr>
-        <w:t xml:space="preserve"> {{thon}}</w:t>
-      </w:r>
-      <w:r>
-        <w:rPr>
-          <w:lang w:val="pt-BR"/>
-        </w:rPr>
-        <w:t>; xã</w:t>
-      </w:r>
-      <w:r>
-        <w:rPr>
-          <w:lang w:val="pt-BR"/>
-        </w:rPr>
-        <w:t>: {{xa}}</w:t>
+        <w:t>- Địa chỉ cư trú:</w:t>
+      </w:r>
+      <w:r>
+        <w:rPr>
+          <w:lang w:val="pt-BR"/>
+        </w:rPr>
+        <w:t>{{thon}}</w:t>
+      </w:r>
+      <w:r>
+        <w:rPr>
+          <w:lang w:val="pt-BR"/>
+        </w:rPr>
+        <w:t xml:space="preserve">; </w:t>
+      </w:r>
+      <w:r>
+        <w:rPr>
+          <w:lang w:val="pt-BR"/>
+        </w:rPr>
+        <w:t>{{xa}}</w:t>
       </w:r>
       <w:r>
         <w:rPr>
@@ -708,19 +738,7 @@
         <w:rPr>
           <w:lang w:val="pt-BR"/>
         </w:rPr>
-        <w:t>Tỉnh</w:t>
-      </w:r>
-      <w:r>
-        <w:rPr>
-          <w:lang w:val="pt-BR"/>
-        </w:rPr>
-        <w:t xml:space="preserve"> </w:t>
-      </w:r>
-      <w:r>
-        <w:rPr>
-          <w:lang w:val="pt-BR"/>
-        </w:rPr>
-        <w:t>Tuyên Quang</w:t>
+        <w:t>{{tinh}}</w:t>
       </w:r>
     </w:p>
     <w:p>
@@ -1599,7 +1617,6 @@
     <w:p>
       <w:pPr>
         <w:spacing w:line="276" w:lineRule="auto"/>
-        <w:jc w:val="center"/>
         <w:rPr>
           <w:b/>
           <w:lang w:val="nl-NL"/>
@@ -1609,7 +1626,6 @@
     <w:p>
       <w:pPr>
         <w:spacing w:line="276" w:lineRule="auto"/>
-        <w:jc w:val="center"/>
         <w:rPr>
           <w:b/>
           <w:lang w:val="nl-NL"/>
@@ -1625,41 +1641,12 @@
           <w:lang w:val="nl-NL"/>
         </w:rPr>
       </w:pPr>
-    </w:p>
-    <w:p>
-      <w:pPr>
-        <w:spacing w:line="276" w:lineRule="auto"/>
-        <w:jc w:val="center"/>
+      <w:r>
         <w:rPr>
           <w:b/>
           <w:lang w:val="nl-NL"/>
         </w:rPr>
-      </w:pPr>
-    </w:p>
-    <w:p>
-      <w:pPr>
-        <w:spacing w:line="276" w:lineRule="auto"/>
-        <w:jc w:val="center"/>
-        <w:rPr>
-          <w:b/>
-          <w:lang w:val="nl-NL"/>
-        </w:rPr>
-      </w:pPr>
-    </w:p>
-    <w:p>
-      <w:pPr>
-        <w:spacing w:line="276" w:lineRule="auto"/>
-        <w:jc w:val="center"/>
-        <w:rPr>
-          <w:b/>
-          <w:lang w:val="nl-NL"/>
-        </w:rPr>
-      </w:pPr>
-      <w:r>
-        <w:rPr>
-          <w:b/>
-          <w:lang w:val="nl-NL"/>
-        </w:rPr>
+        <w:lastRenderedPageBreak/>
         <w:t>PHÊ DUYỆT CỦA NGÂN HÀNG</w:t>
       </w:r>
     </w:p>

--- a/HOSONHCS/01 SXKD.docx
+++ b/HOSONHCS/01 SXKD.docx
@@ -1772,7 +1772,22 @@
         <w:rPr>
           <w:lang w:val="nl-NL"/>
         </w:rPr>
-        <w:t>4. Số tiền trả nợ:..........................đồng/lần. Hạn trả nợ cuối cùng: Ngày…../...../20.....</w:t>
+        <w:t>4. Số tiền trả nợ:..........................đồng/lần.</w:t>
+      </w:r>
+      <w:r>
+        <w:rPr>
+          <w:lang w:val="nl-NL"/>
+        </w:rPr>
+        <w:t xml:space="preserve"> </w:t>
+      </w:r>
+      <w:r>
+        <w:t>{{kycuoi_block}}Số tiền trả kỳ cuối:……………..đồng.{{/kycuoi_block}}</w:t>
+      </w:r>
+      <w:r>
+        <w:rPr>
+          <w:lang w:val="nl-NL"/>
+        </w:rPr>
+        <w:t>Hạn trả nợ cuối cùng: Ngày…../...../20.....</w:t>
       </w:r>
     </w:p>
     <w:p>
